--- a/docs/Reflex_Project_Documentation.docx
+++ b/docs/Reflex_Project_Documentation.docx
@@ -65,7 +65,15 @@
           <w:sz w:val="20"/>
           <w:szCs w:val="20"/>
         </w:rPr>
-        <w:t>Real-time delivery tracking for small urban retailers in Kenya</w:t>
+        <w:t>Near-Real-time delivery status visibility</w:t>
+      </w:r>
+      <w:r>
+        <w:rPr>
+          <w:color w:val="6B7280"/>
+          <w:sz w:val="20"/>
+          <w:szCs w:val="20"/>
+        </w:rPr>
+        <w:t xml:space="preserve"> for small urban retailers in Kenya</w:t>
       </w:r>
     </w:p>
     <w:p>
@@ -706,7 +714,18 @@
         <w:spacing w:after="160" w:line="300" w:lineRule="auto"/>
       </w:pPr>
       <w:r>
-        <w:t>Reflex replaces the informal WhatsApp thread with a single shared ledger. A retailer logs a delivery once; a dispatcher assigns it to a rider; the rider updates its status as it moves; and a customer-specific OTP (one-time PIN) proves that the right person received the right parcel. All three personas view the same live state instead of separate, conflicting stories.</w:t>
+        <w:t xml:space="preserve">Reflex replaces the informal WhatsApp thread with a single shared ledger. A retailer logs a delivery once; a dispatcher assigns it to a rider; the rider updates its status as it moves; and </w:t>
+      </w:r>
+      <w:r>
+        <w:t>a customer-specific OTP adds a verification step before an order can be marked as delivered. In the current MVP, it demonstrates the verification workflow but is not yet independent proof of delivery because the code is displayed in the interface rather than privately sent to the customer</w:t>
+      </w:r>
+      <w:r>
+        <w:t>. All three p</w:t>
+      </w:r>
+      <w:bookmarkStart w:id="0" w:name="_GoBack"/>
+      <w:bookmarkEnd w:id="0"/>
+      <w:r>
+        <w:t>ersonas view the same live state instead of separate, conflicting stories.</w:t>
       </w:r>
     </w:p>
     <w:p>
@@ -803,6 +822,7 @@
                 <w:sz w:val="20"/>
                 <w:szCs w:val="20"/>
               </w:rPr>
+              <w:lastRenderedPageBreak/>
               <w:t>Persona</w:t>
             </w:r>
           </w:p>
@@ -946,7 +966,6 @@
                 <w:sz w:val="20"/>
                 <w:szCs w:val="20"/>
               </w:rPr>
-              <w:lastRenderedPageBreak/>
               <w:t>Dispatcher</w:t>
             </w:r>
           </w:p>
@@ -2367,8 +2386,6 @@
         </w:rPr>
         <w:t>5. Order Lifecycle &amp; State Diagram</w:t>
       </w:r>
-      <w:bookmarkStart w:id="0" w:name="_GoBack"/>
-      <w:bookmarkEnd w:id="0"/>
     </w:p>
     <w:p>
       <w:pPr>
@@ -3256,6 +3273,13 @@
         </w:rPr>
         <w:t>The current data layer prevents sequential reassignment of the same order, but it does not enforce an atomic concurrency lock or explicitly reject every assignment to a rider already marked BUSY</w:t>
       </w:r>
+      <w:r>
+        <w:rPr>
+          <w:rFonts w:asciiTheme="minorHAnsi" w:hAnsiTheme="minorHAnsi" w:cs="Segoe UI"/>
+          <w:color w:val="000000" w:themeColor="text1"/>
+        </w:rPr>
+        <w:t>.</w:t>
+      </w:r>
     </w:p>
     <w:p>
       <w:pPr>
@@ -4763,10 +4787,14 @@
     </w:p>
     <w:p>
       <w:pPr>
-        <w:spacing w:after="160" w:line="300" w:lineRule="auto"/>
-      </w:pPr>
-      <w:r>
-        <w:t>The dashboard is a single HTML page that renders all three persona panels together ("Executive View") for demos, or one at a time on smaller screens. Screens below were captured from the running application.</w:t>
+        <w:spacing w:after="160" w:line="276" w:lineRule="auto"/>
+      </w:pPr>
+      <w:r>
+        <w:lastRenderedPageBreak/>
+        <w:t>The current dashboard presents the Retailer, Dispatcher, and Rider panels together in one unified three-persona view. Each panel reads from the same backend state, with the frontend polling the API every four seconds for updates.</w:t>
+      </w:r>
+      <w:r>
+        <w:t xml:space="preserve"> Screens below were captured from the running application.</w:t>
       </w:r>
     </w:p>
     <w:p>
@@ -4780,7 +4808,6 @@
           <w:bCs/>
           <w:color w:val="1D4ED8"/>
         </w:rPr>
-        <w:lastRenderedPageBreak/>
         <w:t>8.1 Dashboard Header</w:t>
       </w:r>
     </w:p>
@@ -5108,6 +5135,7 @@
           <w:bCs/>
           <w:color w:val="1F2A44"/>
         </w:rPr>
+        <w:lastRenderedPageBreak/>
         <w:t>9. Testing Strategy</w:t>
       </w:r>
     </w:p>
@@ -5116,7 +5144,6 @@
         <w:spacing w:after="160" w:line="300" w:lineRule="auto"/>
       </w:pPr>
       <w:r>
-        <w:lastRenderedPageBreak/>
         <w:t>An automated suite (tests/test_reflex.py) exercises the backend directly through Flask's test client, covering both the happy path and the guard conditions that keep delivery state consistent.</w:t>
       </w:r>
     </w:p>
@@ -5767,13 +5794,11 @@
             <w:vAlign w:val="center"/>
           </w:tcPr>
           <w:p>
-            <w:r>
-              <w:rPr>
-                <w:color w:val="111111"/>
-                <w:sz w:val="20"/>
-                <w:szCs w:val="20"/>
-              </w:rPr>
-              <w:t>Every step is recorded in the audit trail in order</w:t>
+            <w:pPr>
+              <w:spacing w:line="276" w:lineRule="auto"/>
+            </w:pPr>
+            <w:r>
+              <w:t>The tracking endpoint returns the delivered order together with multiple audit entries from its lifecycle.</w:t>
             </w:r>
           </w:p>
         </w:tc>
@@ -6119,6 +6144,7 @@
         <w:spacing w:after="80" w:line="280" w:lineRule="auto"/>
       </w:pPr>
       <w:r>
+        <w:lastRenderedPageBreak/>
         <w:t>Cryptographically generated OTPs (Python's secrets module, not random).</w:t>
       </w:r>
     </w:p>
@@ -6146,7 +6172,6 @@
           <w:bCs/>
           <w:color w:val="1D4ED8"/>
         </w:rPr>
-        <w:lastRenderedPageBreak/>
         <w:t>10.2 Not yet implemented (by design, for this sprint)</w:t>
       </w:r>
     </w:p>
@@ -7100,6 +7125,7 @@
         <w:spacing w:after="160" w:line="300" w:lineRule="auto"/>
       </w:pPr>
       <w:r>
+        <w:lastRenderedPageBreak/>
         <w:t>The current architecture was deliberately kept simple enough to extend without rewriting the core business logic. A possible production direction:</w:t>
       </w:r>
     </w:p>
@@ -7113,7 +7139,6 @@
         <w:spacing w:after="80" w:line="280" w:lineRule="auto"/>
       </w:pPr>
       <w:r>
-        <w:lastRenderedPageBreak/>
         <w:t>Replace the in-memory store with a persistent relational database.</w:t>
       </w:r>
     </w:p>
@@ -7891,6 +7916,7 @@
         <w:spacing w:after="80" w:line="280" w:lineRule="auto"/>
       </w:pPr>
       <w:r>
+        <w:lastRenderedPageBreak/>
         <w:t>The code works and the API returns the expected response.</w:t>
       </w:r>
     </w:p>
@@ -7917,7 +7943,6 @@
         <w:spacing w:after="80" w:line="280" w:lineRule="auto"/>
       </w:pPr>
       <w:r>
-        <w:lastRenderedPageBreak/>
         <w:t>The feature is integrated with the rest of the system.</w:t>
       </w:r>
     </w:p>
@@ -8237,6 +8262,7 @@
           <w:bCs/>
           <w:color w:val="1D4ED8"/>
         </w:rPr>
+        <w:lastRenderedPageBreak/>
         <w:t>14.5 Suggested approach for this project</w:t>
       </w:r>
     </w:p>
@@ -8245,7 +8271,6 @@
         <w:spacing w:after="160" w:line="300" w:lineRule="auto"/>
       </w:pPr>
       <w:r>
-        <w:lastRenderedPageBreak/>
         <w:t xml:space="preserve">Given the project's size, the simplest sustainable setup is: keep architecture and trade-off notes as Markdown files in docs/ (as already started), diagram in draw.io and export PNGs into the same folder, and publish the whole docs/ folder with </w:t>
       </w:r>
       <w:proofErr w:type="spellStart"/>
@@ -8291,6 +8316,7 @@
         <w:rPr>
           <w:noProof/>
         </w:rPr>
+        <w:lastRenderedPageBreak/>
         <w:drawing>
           <wp:inline distT="0" distB="0" distL="0" distR="0">
             <wp:extent cx="4000500" cy="6000750"/>
@@ -8344,7 +8370,6 @@
           <w:sz w:val="18"/>
           <w:szCs w:val="18"/>
         </w:rPr>
-        <w:lastRenderedPageBreak/>
         <w:t>Figure A1 — Original architecture reference poster (docs/architecture-diagram.png).</w:t>
       </w:r>
     </w:p>
@@ -8436,6 +8461,7 @@
           <w:b/>
           <w:bCs/>
         </w:rPr>
+        <w:lastRenderedPageBreak/>
         <w:t>3. Open the dashboard at http://127.0.0.1:5050</w:t>
       </w:r>
     </w:p>
@@ -8546,7 +8572,7 @@
         <w:sz w:val="16"/>
         <w:szCs w:val="16"/>
       </w:rPr>
-      <w:t>7</w:t>
+      <w:t>4</w:t>
     </w:r>
     <w:r>
       <w:rPr>
@@ -8595,7 +8621,7 @@
         <w:sz w:val="16"/>
         <w:szCs w:val="16"/>
       </w:rPr>
-      <w:t>16</w:t>
+      <w:t>17</w:t>
     </w:r>
     <w:r>
       <w:rPr>

--- a/docs/Reflex_Project_Documentation.docx
+++ b/docs/Reflex_Project_Documentation.docx
@@ -720,12 +720,7 @@
         <w:t>a customer-specific OTP adds a verification step before an order can be marked as delivered. In the current MVP, it demonstrates the verification workflow but is not yet independent proof of delivery because the code is displayed in the interface rather than privately sent to the customer</w:t>
       </w:r>
       <w:r>
-        <w:t>. All three p</w:t>
-      </w:r>
-      <w:bookmarkStart w:id="0" w:name="_GoBack"/>
-      <w:bookmarkEnd w:id="0"/>
-      <w:r>
-        <w:t>ersonas view the same live state instead of separate, conflicting stories.</w:t>
+        <w:t>. All three personas view the same live state instead of separate, conflicting stories.</w:t>
       </w:r>
     </w:p>
     <w:p>
@@ -2356,18 +2351,21 @@
     </w:p>
     <w:p>
       <w:pPr>
-        <w:spacing w:after="160" w:line="300" w:lineRule="auto"/>
+        <w:spacing w:after="160"/>
       </w:pPr>
       <w:r>
         <w:t>An append-style list of every meaningful event against an order — creation, assignment, pickup, failed OTP attempts, and successful delivery — each stamped with the actor and the time it happened.</w:t>
       </w:r>
-    </w:p>
-    <w:p>
-      <w:pPr>
-        <w:spacing w:line="276" w:lineRule="auto"/>
-      </w:pPr>
-      <w:r>
-        <w:t>Audit events are available through the tracking API, but the current dashboard does not include a dedicated audit-trail interface. The log is append-only by application convention, not immutable by storage design.</w:t>
+      <w:r>
+        <w:t xml:space="preserve">  </w:t>
+      </w:r>
+    </w:p>
+    <w:p>
+      <w:pPr>
+        <w:spacing w:after="160"/>
+      </w:pPr>
+      <w:r>
+        <w:t>Audit events are available through the tracking API and are also visible in the deployed dashboard through an AUDIT TRAIL section on order cards. The log is append-style by application convention, not immutable by storage design.</w:t>
       </w:r>
     </w:p>
     <w:p>
@@ -3271,7 +3269,14 @@
           <w:rFonts w:asciiTheme="minorHAnsi" w:hAnsiTheme="minorHAnsi" w:cs="Segoe UI"/>
           <w:color w:val="000000" w:themeColor="text1"/>
         </w:rPr>
-        <w:t>The current data layer prevents sequential reassignment of the same order, but it does not enforce an atomic concurrency lock or explicitly reject every assignment to a rider already marked BUSY</w:t>
+        <w:t>The current data layer prevents sequential reassignment of the same order and rejects assignment to a rider already marked BUSY, but it does not enf</w:t>
+      </w:r>
+      <w:r>
+        <w:rPr>
+          <w:rFonts w:asciiTheme="minorHAnsi" w:hAnsiTheme="minorHAnsi" w:cs="Segoe UI"/>
+          <w:color w:val="000000" w:themeColor="text1"/>
+        </w:rPr>
+        <w:t>orce an atomic concurrency lock</w:t>
       </w:r>
       <w:r>
         <w:rPr>
@@ -7491,6 +7496,8 @@
             </w:r>
           </w:p>
         </w:tc>
+        <w:bookmarkStart w:id="0" w:name="_GoBack"/>
+        <w:bookmarkEnd w:id="0"/>
       </w:tr>
       <w:tr>
         <w:tc>
@@ -7671,7 +7678,7 @@
                 <w:sz w:val="20"/>
                 <w:szCs w:val="20"/>
               </w:rPr>
-              <w:t>3-column dashboard, persona switcher, forms, polling logic</w:t>
+              <w:t>Unified three-persona dashboard, forms, polling logic</w:t>
             </w:r>
           </w:p>
         </w:tc>
@@ -8572,7 +8579,7 @@
         <w:sz w:val="16"/>
         <w:szCs w:val="16"/>
       </w:rPr>
-      <w:t>4</w:t>
+      <w:t>13</w:t>
     </w:r>
     <w:r>
       <w:rPr>
